--- a/enterprise-architectuur/niveau-3/deel-28/werkboek.docx
+++ b/enterprise-architectuur/niveau-3/deel-28/werkboek.docx
@@ -596,41 +596,8 @@
       </w:r>
     </w:p>
     <w:p>
-      <w:pPr>
-        <w:spacing w:after="160" w:line="300"/>
-        <w:jc w:val="left"/>
-      </w:pPr>
-      <w:r>
-        <w:rPr>
-          <w:rFonts w:ascii="Calibri" w:cs="Calibri" w:eastAsia="Calibri" w:hAnsi="Calibri"/>
-          <w:b w:val="false"/>
-          <w:bCs w:val="false"/>
-          <w:i w:val="false"/>
-          <w:iCs w:val="false"/>
-          <w:color w:val="1A1A1A"/>
-          <w:sz w:val="21"/>
-          <w:szCs w:val="21"/>
-        </w:rPr>
-        <w:t xml:space="preserve">## Modeluitwerkingen</w:t>
-      </w:r>
-    </w:p>
-    <w:p>
-      <w:pPr>
-        <w:spacing w:after="160" w:line="300"/>
-        <w:jc w:val="left"/>
-      </w:pPr>
-      <w:r>
-        <w:rPr>
-          <w:rFonts w:ascii="Calibri" w:cs="Calibri" w:eastAsia="Calibri" w:hAnsi="Calibri"/>
-          <w:b w:val="false"/>
-          <w:bCs w:val="false"/>
-          <w:i w:val="false"/>
-          <w:iCs w:val="false"/>
-          <w:color w:val="1A1A1A"/>
-          <w:sz w:val="21"/>
-          <w:szCs w:val="21"/>
-        </w:rPr>
-        <w:t xml:space="preserve">Dit deel heeft geen vaste modelantwoorden — elke situatie is open en persoonlijk. De docent beoordeelt op het proces (volledigheid van de vier onderdelen binnen de tijd, kwaliteit van de zelfcontrole) eerder dan op één "juist" antwoord per situatie.</w:t>
+      <w:r>
+        <w:br w:type="page"/>
       </w:r>
     </w:p>
     <w:p>
@@ -650,6 +617,45 @@
           <w:sz w:val="24"/>
           <w:szCs w:val="24"/>
         </w:rPr>
+        <w:t xml:space="preserve">Modeluitwerkingen</w:t>
+      </w:r>
+    </w:p>
+    <w:p>
+      <w:pPr>
+        <w:spacing w:after="160" w:line="300"/>
+        <w:jc w:val="left"/>
+      </w:pPr>
+      <w:r>
+        <w:rPr>
+          <w:rFonts w:ascii="Calibri" w:cs="Calibri" w:eastAsia="Calibri" w:hAnsi="Calibri"/>
+          <w:b w:val="false"/>
+          <w:bCs w:val="false"/>
+          <w:i w:val="false"/>
+          <w:iCs w:val="false"/>
+          <w:color w:val="1A1A1A"/>
+          <w:sz w:val="21"/>
+          <w:szCs w:val="21"/>
+        </w:rPr>
+        <w:t xml:space="preserve">Dit deel heeft geen vaste modelantwoorden — elke situatie is open en persoonlijk. De docent beoordeelt op het proces (volledigheid van de vier onderdelen binnen de tijd, kwaliteit van de zelfcontrole) eerder dan op één "juist" antwoord per situatie.</w:t>
+      </w:r>
+    </w:p>
+    <w:p>
+      <w:pPr>
+        <w:pStyle w:val="Heading2"/>
+        <w:pBdr>
+          <w:bottom w:val="single" w:color="2563A8" w:sz="6" w:space="4"/>
+        </w:pBdr>
+        <w:spacing w:after="160" w:before="300"/>
+      </w:pPr>
+      <w:r>
+        <w:rPr>
+          <w:rFonts w:ascii="Calibri" w:cs="Calibri" w:eastAsia="Calibri" w:hAnsi="Calibri"/>
+          <w:b/>
+          <w:bCs/>
+          <w:color w:val="2563A8"/>
+          <w:sz w:val="24"/>
+          <w:szCs w:val="24"/>
+        </w:rPr>
         <w:t xml:space="preserve">Uitwerking opdracht 1</w:t>
       </w:r>
     </w:p>
@@ -674,21 +680,22 @@
     </w:p>
     <w:p>
       <w:pPr>
-        <w:spacing w:after="160" w:line="300"/>
-        <w:jc w:val="left"/>
-      </w:pPr>
-      <w:r>
-        <w:rPr>
-          <w:rFonts w:ascii="Calibri" w:cs="Calibri" w:eastAsia="Calibri" w:hAnsi="Calibri"/>
-          <w:b w:val="false"/>
-          <w:bCs w:val="false"/>
-          <w:i w:val="false"/>
-          <w:iCs w:val="false"/>
-          <w:color w:val="1A1A1A"/>
-          <w:sz w:val="21"/>
-          <w:szCs w:val="21"/>
-        </w:rPr>
-        <w:t xml:space="preserve">## Beoordelingskader opdracht 2 (peer feedback in deel 29)</w:t>
+        <w:pStyle w:val="Heading2"/>
+        <w:pBdr>
+          <w:bottom w:val="single" w:color="2563A8" w:sz="6" w:space="4"/>
+        </w:pBdr>
+        <w:spacing w:after="160" w:before="300"/>
+      </w:pPr>
+      <w:r>
+        <w:rPr>
+          <w:rFonts w:ascii="Calibri" w:cs="Calibri" w:eastAsia="Calibri" w:hAnsi="Calibri"/>
+          <w:b/>
+          <w:bCs/>
+          <w:color w:val="2563A8"/>
+          <w:sz w:val="24"/>
+          <w:szCs w:val="24"/>
+        </w:rPr>
+        <w:t xml:space="preserve">Beoordelingskader opdracht 2 (peer feedback in deel 29)</w:t>
       </w:r>
     </w:p>
     <w:p>
